--- a/resources/finding_types/retest_finding.docx
+++ b/resources/finding_types/retest_finding.docx
@@ -1,6 +1,6 @@
 
 <file path=word/document.xml><?xml version="1.0" encoding="utf-8"?>
-<w:document xmlns:wpc="http://schemas.microsoft.com/office/word/2010/wordprocessingCanvas" xmlns:cx="http://schemas.microsoft.com/office/drawing/2014/chartex" xmlns:cx1="http://schemas.microsoft.com/office/drawing/2015/9/8/chartex" xmlns:cx2="http://schemas.microsoft.com/office/drawing/2015/10/21/chartex" xmlns:cx3="http://schemas.microsoft.com/office/drawing/2016/5/9/chartex" xmlns:cx4="http://schemas.microsoft.com/office/drawing/2016/5/10/chartex" xmlns:cx5="http://schemas.microsoft.com/office/drawing/2016/5/11/chartex" xmlns:cx6="http://schemas.microsoft.com/office/drawing/2016/5/12/chartex" xmlns:cx7="http://schemas.microsoft.com/office/drawing/2016/5/13/chartex" xmlns:cx8="http://schemas.microsoft.com/office/drawing/2016/5/14/chartex" xmlns:mc="http://schemas.openxmlformats.org/markup-compatibility/2006" xmlns:aink="http://schemas.microsoft.com/office/drawing/2016/ink" xmlns:am3d="http://schemas.microsoft.com/office/drawing/2017/model3d" xmlns:o="urn:schemas-microsoft-com:office:office" xmlns:oel="http://schemas.microsoft.com/office/2019/extlst" xmlns:r="http://schemas.openxmlformats.org/officeDocument/2006/relationships" xmlns:m="http://schemas.openxmlformats.org/officeDocument/2006/math" xmlns:v="urn:schemas-microsoft-com:vml" xmlns:wp14="http://schemas.microsoft.com/office/word/2010/wordprocessingDrawing" xmlns:wp="http://schemas.openxmlformats.org/drawingml/2006/wordprocessingDrawing" xmlns:w10="urn:schemas-microsoft-com:office:word" xmlns:w="http://schemas.openxmlformats.org/wordprocessingml/2006/main" xmlns:w14="http://schemas.microsoft.com/office/word/2010/wordml" xmlns:w15="http://schemas.microsoft.com/office/word/2012/wordml" xmlns:w16cei="http://schemas.microsoft.com/office/word/2026/wordml/cei" xmlns:w16cex="http://schemas.microsoft.com/office/word/2018/wordml/cex" xmlns:w16cid="http://schemas.microsoft.com/office/word/2016/wordml/cid" xmlns:w16="http://schemas.microsoft.com/office/word/2018/wordml" xmlns:w16du="http://schemas.microsoft.com/office/word/2023/wordml/word16du" xmlns:w16sdtdh="http://schemas.microsoft.com/office/word/2020/wordml/sdtdatahash" xmlns:w16sdtfl="http://schemas.microsoft.com/office/word/2024/wordml/sdtformatlock" xmlns:w16se="http://schemas.microsoft.com/office/word/2015/wordml/symex" xmlns:wpg="http://schemas.microsoft.com/office/word/2010/wordprocessingGroup" xmlns:wpi="http://schemas.microsoft.com/office/word/2010/wordprocessingInk" xmlns:wne="http://schemas.microsoft.com/office/word/2006/wordml" xmlns:wps="http://schemas.microsoft.com/office/word/2010/wordprocessingShape" mc:Ignorable="w14 w15 w16se w16cid w16 w16cex w16sdtdh w16sdtfl w16du wp14">
+<w:document xmlns:wpc="http://schemas.microsoft.com/office/word/2010/wordprocessingCanvas" xmlns:cx="http://schemas.microsoft.com/office/drawing/2014/chartex" xmlns:cx1="http://schemas.microsoft.com/office/drawing/2015/9/8/chartex" xmlns:cx2="http://schemas.microsoft.com/office/drawing/2015/10/21/chartex" xmlns:cx3="http://schemas.microsoft.com/office/drawing/2016/5/9/chartex" xmlns:cx4="http://schemas.microsoft.com/office/drawing/2016/5/10/chartex" xmlns:cx5="http://schemas.microsoft.com/office/drawing/2016/5/11/chartex" xmlns:cx6="http://schemas.microsoft.com/office/drawing/2016/5/12/chartex" xmlns:cx7="http://schemas.microsoft.com/office/drawing/2016/5/13/chartex" xmlns:cx8="http://schemas.microsoft.com/office/drawing/2016/5/14/chartex" xmlns:mc="http://schemas.openxmlformats.org/markup-compatibility/2006" xmlns:aink="http://schemas.microsoft.com/office/drawing/2016/ink" xmlns:am3d="http://schemas.microsoft.com/office/drawing/2017/model3d" xmlns:o="urn:schemas-microsoft-com:office:office" xmlns:oel="http://schemas.microsoft.com/office/2019/extlst" xmlns:r="http://schemas.openxmlformats.org/officeDocument/2006/relationships" xmlns:m="http://schemas.openxmlformats.org/officeDocument/2006/math" xmlns:v="urn:schemas-microsoft-com:vml" xmlns:wp14="http://schemas.microsoft.com/office/word/2010/wordprocessingDrawing" xmlns:wp="http://schemas.openxmlformats.org/drawingml/2006/wordprocessingDrawing" xmlns:w10="urn:schemas-microsoft-com:office:word" xmlns:w="http://schemas.openxmlformats.org/wordprocessingml/2006/main" xmlns:w14="http://schemas.microsoft.com/office/word/2010/wordml" xmlns:w15="http://schemas.microsoft.com/office/word/2012/wordml" xmlns:w16cex="http://schemas.microsoft.com/office/word/2018/wordml/cex" xmlns:w16cid="http://schemas.microsoft.com/office/word/2016/wordml/cid" xmlns:w16="http://schemas.microsoft.com/office/word/2018/wordml" xmlns:w16du="http://schemas.microsoft.com/office/word/2023/wordml/word16du" xmlns:w16sdtdh="http://schemas.microsoft.com/office/word/2020/wordml/sdtdatahash" xmlns:w16sdtfl="http://schemas.microsoft.com/office/word/2024/wordml/sdtformatlock" xmlns:w16se="http://schemas.microsoft.com/office/word/2015/wordml/symex" xmlns:wpg="http://schemas.microsoft.com/office/word/2010/wordprocessingGroup" xmlns:wpi="http://schemas.microsoft.com/office/word/2010/wordprocessingInk" xmlns:wne="http://schemas.microsoft.com/office/word/2006/wordml" xmlns:wps="http://schemas.microsoft.com/office/word/2010/wordprocessingShape" mc:Ignorable="w14 w15 w16se w16cid w16 w16cex w16sdtdh w16sdtfl w16du wp14">
   <w:body>
     <w:p>
       <w:pPr>
@@ -60,25 +60,7 @@
                 <w:bCs/>
                 <w:color w:val="C00000"/>
               </w:rPr>
-              <w:t>{{</w:t>
-            </w:r>
-            <w:proofErr w:type="spellStart"/>
-            <w:r>
-              <w:rPr>
-                <w:b/>
-                <w:bCs/>
-                <w:color w:val="C00000"/>
-              </w:rPr>
-              <w:t>vuln_severity</w:t>
-            </w:r>
-            <w:proofErr w:type="spellEnd"/>
-            <w:r>
-              <w:rPr>
-                <w:b/>
-                <w:bCs/>
-                <w:color w:val="C00000"/>
-              </w:rPr>
-              <w:t>}}</w:t>
+              <w:t>{{vuln_severity}}</w:t>
             </w:r>
           </w:p>
         </w:tc>
@@ -121,23 +103,7 @@
                 <w:b/>
                 <w:bCs/>
               </w:rPr>
-              <w:t>{{</w:t>
-            </w:r>
-            <w:proofErr w:type="spellStart"/>
-            <w:r>
-              <w:rPr>
-                <w:b/>
-                <w:bCs/>
-              </w:rPr>
-              <w:t>vuln_id</w:t>
-            </w:r>
-            <w:proofErr w:type="spellEnd"/>
-            <w:r>
-              <w:rPr>
-                <w:b/>
-                <w:bCs/>
-              </w:rPr>
-              <w:t>}}</w:t>
+              <w:t>{{vuln_id}}</w:t>
             </w:r>
           </w:p>
         </w:tc>
@@ -232,15 +198,7 @@
               </w:tabs>
             </w:pPr>
             <w:r>
-              <w:t>{{</w:t>
-            </w:r>
-            <w:proofErr w:type="spellStart"/>
-            <w:r>
-              <w:t>prod_affected_locations</w:t>
-            </w:r>
-            <w:proofErr w:type="spellEnd"/>
-            <w:r>
-              <w:t>}}</w:t>
+              <w:t>{{prod_affected_locations}}</w:t>
             </w:r>
           </w:p>
         </w:tc>
@@ -344,23 +302,7 @@
     </w:p>
     <w:p>
       <w:r>
-        <w:t>{{</w:t>
-      </w:r>
-      <w:proofErr w:type="spellStart"/>
-      <w:r>
-        <w:t>prev</w:t>
-      </w:r>
-      <w:proofErr w:type="spellEnd"/>
-      <w:r>
-        <w:t>-</w:t>
-      </w:r>
-      <w:proofErr w:type="spellStart"/>
-      <w:r>
-        <w:t>poc</w:t>
-      </w:r>
-      <w:proofErr w:type="spellEnd"/>
-      <w:r>
-        <w:t>-fragments-here}}</w:t>
+        <w:t>{{prev-poc-fragments-here}}</w:t>
       </w:r>
     </w:p>
     <w:p/>
@@ -380,15 +322,7 @@
     </w:p>
     <w:p>
       <w:r>
-        <w:t>{{</w:t>
-      </w:r>
-      <w:proofErr w:type="spellStart"/>
-      <w:r>
-        <w:t>poc</w:t>
-      </w:r>
-      <w:proofErr w:type="spellEnd"/>
-      <w:r>
-        <w:t>-fragments-here}}</w:t>
+        <w:t>{{poc-fragments-here}}</w:t>
       </w:r>
     </w:p>
     <w:p/>
@@ -448,7 +382,7 @@
 </file>
 
 <file path=word/endnotes.xml><?xml version="1.0" encoding="utf-8"?>
-<w:endnotes xmlns:wpc="http://schemas.microsoft.com/office/word/2010/wordprocessingCanvas" xmlns:cx="http://schemas.microsoft.com/office/drawing/2014/chartex" xmlns:cx1="http://schemas.microsoft.com/office/drawing/2015/9/8/chartex" xmlns:cx2="http://schemas.microsoft.com/office/drawing/2015/10/21/chartex" xmlns:cx3="http://schemas.microsoft.com/office/drawing/2016/5/9/chartex" xmlns:cx4="http://schemas.microsoft.com/office/drawing/2016/5/10/chartex" xmlns:cx5="http://schemas.microsoft.com/office/drawing/2016/5/11/chartex" xmlns:cx6="http://schemas.microsoft.com/office/drawing/2016/5/12/chartex" xmlns:cx7="http://schemas.microsoft.com/office/drawing/2016/5/13/chartex" xmlns:cx8="http://schemas.microsoft.com/office/drawing/2016/5/14/chartex" xmlns:mc="http://schemas.openxmlformats.org/markup-compatibility/2006" xmlns:aink="http://schemas.microsoft.com/office/drawing/2016/ink" xmlns:am3d="http://schemas.microsoft.com/office/drawing/2017/model3d" xmlns:o="urn:schemas-microsoft-com:office:office" xmlns:oel="http://schemas.microsoft.com/office/2019/extlst" xmlns:r="http://schemas.openxmlformats.org/officeDocument/2006/relationships" xmlns:m="http://schemas.openxmlformats.org/officeDocument/2006/math" xmlns:v="urn:schemas-microsoft-com:vml" xmlns:wp14="http://schemas.microsoft.com/office/word/2010/wordprocessingDrawing" xmlns:wp="http://schemas.openxmlformats.org/drawingml/2006/wordprocessingDrawing" xmlns:w10="urn:schemas-microsoft-com:office:word" xmlns:w="http://schemas.openxmlformats.org/wordprocessingml/2006/main" xmlns:w14="http://schemas.microsoft.com/office/word/2010/wordml" xmlns:w15="http://schemas.microsoft.com/office/word/2012/wordml" xmlns:w16cei="http://schemas.microsoft.com/office/word/2026/wordml/cei" xmlns:w16cex="http://schemas.microsoft.com/office/word/2018/wordml/cex" xmlns:w16cid="http://schemas.microsoft.com/office/word/2016/wordml/cid" xmlns:w16="http://schemas.microsoft.com/office/word/2018/wordml" xmlns:w16du="http://schemas.microsoft.com/office/word/2023/wordml/word16du" xmlns:w16sdtdh="http://schemas.microsoft.com/office/word/2020/wordml/sdtdatahash" xmlns:w16sdtfl="http://schemas.microsoft.com/office/word/2024/wordml/sdtformatlock" xmlns:w16se="http://schemas.microsoft.com/office/word/2015/wordml/symex" xmlns:wpg="http://schemas.microsoft.com/office/word/2010/wordprocessingGroup" xmlns:wpi="http://schemas.microsoft.com/office/word/2010/wordprocessingInk" xmlns:wne="http://schemas.microsoft.com/office/word/2006/wordml" xmlns:wps="http://schemas.microsoft.com/office/word/2010/wordprocessingShape" mc:Ignorable="w14 w15 w16se w16cid w16 w16cex w16sdtdh w16sdtfl w16du wp14">
+<w:endnotes xmlns:wpc="http://schemas.microsoft.com/office/word/2010/wordprocessingCanvas" xmlns:cx="http://schemas.microsoft.com/office/drawing/2014/chartex" xmlns:cx1="http://schemas.microsoft.com/office/drawing/2015/9/8/chartex" xmlns:cx2="http://schemas.microsoft.com/office/drawing/2015/10/21/chartex" xmlns:cx3="http://schemas.microsoft.com/office/drawing/2016/5/9/chartex" xmlns:cx4="http://schemas.microsoft.com/office/drawing/2016/5/10/chartex" xmlns:cx5="http://schemas.microsoft.com/office/drawing/2016/5/11/chartex" xmlns:cx6="http://schemas.microsoft.com/office/drawing/2016/5/12/chartex" xmlns:cx7="http://schemas.microsoft.com/office/drawing/2016/5/13/chartex" xmlns:cx8="http://schemas.microsoft.com/office/drawing/2016/5/14/chartex" xmlns:mc="http://schemas.openxmlformats.org/markup-compatibility/2006" xmlns:aink="http://schemas.microsoft.com/office/drawing/2016/ink" xmlns:am3d="http://schemas.microsoft.com/office/drawing/2017/model3d" xmlns:o="urn:schemas-microsoft-com:office:office" xmlns:oel="http://schemas.microsoft.com/office/2019/extlst" xmlns:r="http://schemas.openxmlformats.org/officeDocument/2006/relationships" xmlns:m="http://schemas.openxmlformats.org/officeDocument/2006/math" xmlns:v="urn:schemas-microsoft-com:vml" xmlns:wp14="http://schemas.microsoft.com/office/word/2010/wordprocessingDrawing" xmlns:wp="http://schemas.openxmlformats.org/drawingml/2006/wordprocessingDrawing" xmlns:w10="urn:schemas-microsoft-com:office:word" xmlns:w="http://schemas.openxmlformats.org/wordprocessingml/2006/main" xmlns:w14="http://schemas.microsoft.com/office/word/2010/wordml" xmlns:w15="http://schemas.microsoft.com/office/word/2012/wordml" xmlns:w16cex="http://schemas.microsoft.com/office/word/2018/wordml/cex" xmlns:w16cid="http://schemas.microsoft.com/office/word/2016/wordml/cid" xmlns:w16="http://schemas.microsoft.com/office/word/2018/wordml" xmlns:w16du="http://schemas.microsoft.com/office/word/2023/wordml/word16du" xmlns:w16sdtdh="http://schemas.microsoft.com/office/word/2020/wordml/sdtdatahash" xmlns:w16sdtfl="http://schemas.microsoft.com/office/word/2024/wordml/sdtformatlock" xmlns:w16se="http://schemas.microsoft.com/office/word/2015/wordml/symex" xmlns:wpg="http://schemas.microsoft.com/office/word/2010/wordprocessingGroup" xmlns:wpi="http://schemas.microsoft.com/office/word/2010/wordprocessingInk" xmlns:wne="http://schemas.microsoft.com/office/word/2006/wordml" xmlns:wps="http://schemas.microsoft.com/office/word/2010/wordprocessingShape" mc:Ignorable="w14 w15 w16se w16cid w16 w16cex w16sdtdh w16sdtfl w16du wp14">
   <w:endnote w:type="separator" w:id="-1">
     <w:p>
       <w:r>
@@ -467,7 +401,7 @@
 </file>
 
 <file path=word/footer1.xml><?xml version="1.0" encoding="utf-8"?>
-<w:ftr xmlns:wpc="http://schemas.microsoft.com/office/word/2010/wordprocessingCanvas" xmlns:cx="http://schemas.microsoft.com/office/drawing/2014/chartex" xmlns:cx1="http://schemas.microsoft.com/office/drawing/2015/9/8/chartex" xmlns:cx2="http://schemas.microsoft.com/office/drawing/2015/10/21/chartex" xmlns:cx3="http://schemas.microsoft.com/office/drawing/2016/5/9/chartex" xmlns:cx4="http://schemas.microsoft.com/office/drawing/2016/5/10/chartex" xmlns:cx5="http://schemas.microsoft.com/office/drawing/2016/5/11/chartex" xmlns:cx6="http://schemas.microsoft.com/office/drawing/2016/5/12/chartex" xmlns:cx7="http://schemas.microsoft.com/office/drawing/2016/5/13/chartex" xmlns:cx8="http://schemas.microsoft.com/office/drawing/2016/5/14/chartex" xmlns:mc="http://schemas.openxmlformats.org/markup-compatibility/2006" xmlns:aink="http://schemas.microsoft.com/office/drawing/2016/ink" xmlns:am3d="http://schemas.microsoft.com/office/drawing/2017/model3d" xmlns:o="urn:schemas-microsoft-com:office:office" xmlns:oel="http://schemas.microsoft.com/office/2019/extlst" xmlns:r="http://schemas.openxmlformats.org/officeDocument/2006/relationships" xmlns:m="http://schemas.openxmlformats.org/officeDocument/2006/math" xmlns:v="urn:schemas-microsoft-com:vml" xmlns:wp14="http://schemas.microsoft.com/office/word/2010/wordprocessingDrawing" xmlns:wp="http://schemas.openxmlformats.org/drawingml/2006/wordprocessingDrawing" xmlns:w10="urn:schemas-microsoft-com:office:word" xmlns:w="http://schemas.openxmlformats.org/wordprocessingml/2006/main" xmlns:w14="http://schemas.microsoft.com/office/word/2010/wordml" xmlns:w15="http://schemas.microsoft.com/office/word/2012/wordml" xmlns:w16cei="http://schemas.microsoft.com/office/word/2026/wordml/cei" xmlns:w16cex="http://schemas.microsoft.com/office/word/2018/wordml/cex" xmlns:w16cid="http://schemas.microsoft.com/office/word/2016/wordml/cid" xmlns:w16="http://schemas.microsoft.com/office/word/2018/wordml" xmlns:w16du="http://schemas.microsoft.com/office/word/2023/wordml/word16du" xmlns:w16sdtdh="http://schemas.microsoft.com/office/word/2020/wordml/sdtdatahash" xmlns:w16sdtfl="http://schemas.microsoft.com/office/word/2024/wordml/sdtformatlock" xmlns:w16se="http://schemas.microsoft.com/office/word/2015/wordml/symex" xmlns:wpg="http://schemas.microsoft.com/office/word/2010/wordprocessingGroup" xmlns:wpi="http://schemas.microsoft.com/office/word/2010/wordprocessingInk" xmlns:wne="http://schemas.microsoft.com/office/word/2006/wordml" xmlns:wps="http://schemas.microsoft.com/office/word/2010/wordprocessingShape" mc:Ignorable="w14 w15 w16se w16cid w16 w16cex w16sdtdh w16sdtfl w16du wp14">
+<w:ftr xmlns:wpc="http://schemas.microsoft.com/office/word/2010/wordprocessingCanvas" xmlns:cx="http://schemas.microsoft.com/office/drawing/2014/chartex" xmlns:cx1="http://schemas.microsoft.com/office/drawing/2015/9/8/chartex" xmlns:cx2="http://schemas.microsoft.com/office/drawing/2015/10/21/chartex" xmlns:cx3="http://schemas.microsoft.com/office/drawing/2016/5/9/chartex" xmlns:cx4="http://schemas.microsoft.com/office/drawing/2016/5/10/chartex" xmlns:cx5="http://schemas.microsoft.com/office/drawing/2016/5/11/chartex" xmlns:cx6="http://schemas.microsoft.com/office/drawing/2016/5/12/chartex" xmlns:cx7="http://schemas.microsoft.com/office/drawing/2016/5/13/chartex" xmlns:cx8="http://schemas.microsoft.com/office/drawing/2016/5/14/chartex" xmlns:mc="http://schemas.openxmlformats.org/markup-compatibility/2006" xmlns:aink="http://schemas.microsoft.com/office/drawing/2016/ink" xmlns:am3d="http://schemas.microsoft.com/office/drawing/2017/model3d" xmlns:o="urn:schemas-microsoft-com:office:office" xmlns:oel="http://schemas.microsoft.com/office/2019/extlst" xmlns:r="http://schemas.openxmlformats.org/officeDocument/2006/relationships" xmlns:m="http://schemas.openxmlformats.org/officeDocument/2006/math" xmlns:v="urn:schemas-microsoft-com:vml" xmlns:wp14="http://schemas.microsoft.com/office/word/2010/wordprocessingDrawing" xmlns:wp="http://schemas.openxmlformats.org/drawingml/2006/wordprocessingDrawing" xmlns:w10="urn:schemas-microsoft-com:office:word" xmlns:w="http://schemas.openxmlformats.org/wordprocessingml/2006/main" xmlns:w14="http://schemas.microsoft.com/office/word/2010/wordml" xmlns:w15="http://schemas.microsoft.com/office/word/2012/wordml" xmlns:w16cex="http://schemas.microsoft.com/office/word/2018/wordml/cex" xmlns:w16cid="http://schemas.microsoft.com/office/word/2016/wordml/cid" xmlns:w16="http://schemas.microsoft.com/office/word/2018/wordml" xmlns:w16du="http://schemas.microsoft.com/office/word/2023/wordml/word16du" xmlns:w16sdtdh="http://schemas.microsoft.com/office/word/2020/wordml/sdtdatahash" xmlns:w16sdtfl="http://schemas.microsoft.com/office/word/2024/wordml/sdtformatlock" xmlns:w16se="http://schemas.microsoft.com/office/word/2015/wordml/symex" xmlns:wpg="http://schemas.microsoft.com/office/word/2010/wordprocessingGroup" xmlns:wpi="http://schemas.microsoft.com/office/word/2010/wordprocessingInk" xmlns:wne="http://schemas.microsoft.com/office/word/2006/wordml" xmlns:wps="http://schemas.microsoft.com/office/word/2010/wordprocessingShape" mc:Ignorable="w14 w15 w16se w16cid w16 w16cex w16sdtdh w16sdtfl w16du wp14">
   <w:p>
     <w:pPr>
       <w:pStyle w:val="Footer"/>
@@ -543,7 +477,7 @@
             </wp:anchor>
           </w:drawing>
         </mc:Choice>
-        <mc:Fallback>
+        <mc:Fallback xmlns:w16cei="http://schemas.microsoft.com/office/word/2026/wordml/cei">
           <w:pict>
             <v:shapetype w14:anchorId="00598991" id="_x0000_t202" coordsize="21600,21600" o:spt="202" path="m,l,21600r21600,l21600,xe">
               <v:stroke joinstyle="miter"/>
@@ -576,7 +510,7 @@
 </file>
 
 <file path=word/footer2.xml><?xml version="1.0" encoding="utf-8"?>
-<w:ftr xmlns:wpc="http://schemas.microsoft.com/office/word/2010/wordprocessingCanvas" xmlns:cx="http://schemas.microsoft.com/office/drawing/2014/chartex" xmlns:cx1="http://schemas.microsoft.com/office/drawing/2015/9/8/chartex" xmlns:cx2="http://schemas.microsoft.com/office/drawing/2015/10/21/chartex" xmlns:cx3="http://schemas.microsoft.com/office/drawing/2016/5/9/chartex" xmlns:cx4="http://schemas.microsoft.com/office/drawing/2016/5/10/chartex" xmlns:cx5="http://schemas.microsoft.com/office/drawing/2016/5/11/chartex" xmlns:cx6="http://schemas.microsoft.com/office/drawing/2016/5/12/chartex" xmlns:cx7="http://schemas.microsoft.com/office/drawing/2016/5/13/chartex" xmlns:cx8="http://schemas.microsoft.com/office/drawing/2016/5/14/chartex" xmlns:mc="http://schemas.openxmlformats.org/markup-compatibility/2006" xmlns:aink="http://schemas.microsoft.com/office/drawing/2016/ink" xmlns:am3d="http://schemas.microsoft.com/office/drawing/2017/model3d" xmlns:o="urn:schemas-microsoft-com:office:office" xmlns:oel="http://schemas.microsoft.com/office/2019/extlst" xmlns:r="http://schemas.openxmlformats.org/officeDocument/2006/relationships" xmlns:m="http://schemas.openxmlformats.org/officeDocument/2006/math" xmlns:v="urn:schemas-microsoft-com:vml" xmlns:wp14="http://schemas.microsoft.com/office/word/2010/wordprocessingDrawing" xmlns:wp="http://schemas.openxmlformats.org/drawingml/2006/wordprocessingDrawing" xmlns:w10="urn:schemas-microsoft-com:office:word" xmlns:w="http://schemas.openxmlformats.org/wordprocessingml/2006/main" xmlns:w14="http://schemas.microsoft.com/office/word/2010/wordml" xmlns:w15="http://schemas.microsoft.com/office/word/2012/wordml" xmlns:w16cei="http://schemas.microsoft.com/office/word/2026/wordml/cei" xmlns:w16cex="http://schemas.microsoft.com/office/word/2018/wordml/cex" xmlns:w16cid="http://schemas.microsoft.com/office/word/2016/wordml/cid" xmlns:w16="http://schemas.microsoft.com/office/word/2018/wordml" xmlns:w16du="http://schemas.microsoft.com/office/word/2023/wordml/word16du" xmlns:w16sdtdh="http://schemas.microsoft.com/office/word/2020/wordml/sdtdatahash" xmlns:w16sdtfl="http://schemas.microsoft.com/office/word/2024/wordml/sdtformatlock" xmlns:w16se="http://schemas.microsoft.com/office/word/2015/wordml/symex" xmlns:wpg="http://schemas.microsoft.com/office/word/2010/wordprocessingGroup" xmlns:wpi="http://schemas.microsoft.com/office/word/2010/wordprocessingInk" xmlns:wne="http://schemas.microsoft.com/office/word/2006/wordml" xmlns:wps="http://schemas.microsoft.com/office/word/2010/wordprocessingShape" mc:Ignorable="w14 w15 w16se w16cid w16 w16cex w16sdtdh w16sdtfl w16du wp14">
+<w:ftr xmlns:wpc="http://schemas.microsoft.com/office/word/2010/wordprocessingCanvas" xmlns:cx="http://schemas.microsoft.com/office/drawing/2014/chartex" xmlns:cx1="http://schemas.microsoft.com/office/drawing/2015/9/8/chartex" xmlns:cx2="http://schemas.microsoft.com/office/drawing/2015/10/21/chartex" xmlns:cx3="http://schemas.microsoft.com/office/drawing/2016/5/9/chartex" xmlns:cx4="http://schemas.microsoft.com/office/drawing/2016/5/10/chartex" xmlns:cx5="http://schemas.microsoft.com/office/drawing/2016/5/11/chartex" xmlns:cx6="http://schemas.microsoft.com/office/drawing/2016/5/12/chartex" xmlns:cx7="http://schemas.microsoft.com/office/drawing/2016/5/13/chartex" xmlns:cx8="http://schemas.microsoft.com/office/drawing/2016/5/14/chartex" xmlns:mc="http://schemas.openxmlformats.org/markup-compatibility/2006" xmlns:aink="http://schemas.microsoft.com/office/drawing/2016/ink" xmlns:am3d="http://schemas.microsoft.com/office/drawing/2017/model3d" xmlns:o="urn:schemas-microsoft-com:office:office" xmlns:oel="http://schemas.microsoft.com/office/2019/extlst" xmlns:r="http://schemas.openxmlformats.org/officeDocument/2006/relationships" xmlns:m="http://schemas.openxmlformats.org/officeDocument/2006/math" xmlns:v="urn:schemas-microsoft-com:vml" xmlns:wp14="http://schemas.microsoft.com/office/word/2010/wordprocessingDrawing" xmlns:wp="http://schemas.openxmlformats.org/drawingml/2006/wordprocessingDrawing" xmlns:w10="urn:schemas-microsoft-com:office:word" xmlns:w="http://schemas.openxmlformats.org/wordprocessingml/2006/main" xmlns:w14="http://schemas.microsoft.com/office/word/2010/wordml" xmlns:w15="http://schemas.microsoft.com/office/word/2012/wordml" xmlns:w16cex="http://schemas.microsoft.com/office/word/2018/wordml/cex" xmlns:w16cid="http://schemas.microsoft.com/office/word/2016/wordml/cid" xmlns:w16="http://schemas.microsoft.com/office/word/2018/wordml" xmlns:w16du="http://schemas.microsoft.com/office/word/2023/wordml/word16du" xmlns:w16sdtdh="http://schemas.microsoft.com/office/word/2020/wordml/sdtdatahash" xmlns:w16sdtfl="http://schemas.microsoft.com/office/word/2024/wordml/sdtformatlock" xmlns:w16se="http://schemas.microsoft.com/office/word/2015/wordml/symex" xmlns:wpg="http://schemas.microsoft.com/office/word/2010/wordprocessingGroup" xmlns:wpi="http://schemas.microsoft.com/office/word/2010/wordprocessingInk" xmlns:wne="http://schemas.microsoft.com/office/word/2006/wordml" xmlns:wps="http://schemas.microsoft.com/office/word/2010/wordprocessingShape" mc:Ignorable="w14 w15 w16se w16cid w16 w16cex w16sdtdh w16sdtfl w16du wp14">
   <w:p>
     <w:pPr>
       <w:pStyle w:val="Footer"/>
@@ -653,7 +587,7 @@
             </wp:anchor>
           </w:drawing>
         </mc:Choice>
-        <mc:Fallback>
+        <mc:Fallback xmlns:w16cei="http://schemas.microsoft.com/office/word/2026/wordml/cei">
           <w:pict>
             <v:shapetype w14:anchorId="6A1A5483" id="_x0000_t202" coordsize="21600,21600" o:spt="202" path="m,l,21600r21600,l21600,xe">
               <v:stroke joinstyle="miter"/>
@@ -783,7 +717,7 @@
 </file>
 
 <file path=word/footnotes.xml><?xml version="1.0" encoding="utf-8"?>
-<w:footnotes xmlns:wpc="http://schemas.microsoft.com/office/word/2010/wordprocessingCanvas" xmlns:cx="http://schemas.microsoft.com/office/drawing/2014/chartex" xmlns:cx1="http://schemas.microsoft.com/office/drawing/2015/9/8/chartex" xmlns:cx2="http://schemas.microsoft.com/office/drawing/2015/10/21/chartex" xmlns:cx3="http://schemas.microsoft.com/office/drawing/2016/5/9/chartex" xmlns:cx4="http://schemas.microsoft.com/office/drawing/2016/5/10/chartex" xmlns:cx5="http://schemas.microsoft.com/office/drawing/2016/5/11/chartex" xmlns:cx6="http://schemas.microsoft.com/office/drawing/2016/5/12/chartex" xmlns:cx7="http://schemas.microsoft.com/office/drawing/2016/5/13/chartex" xmlns:cx8="http://schemas.microsoft.com/office/drawing/2016/5/14/chartex" xmlns:mc="http://schemas.openxmlformats.org/markup-compatibility/2006" xmlns:aink="http://schemas.microsoft.com/office/drawing/2016/ink" xmlns:am3d="http://schemas.microsoft.com/office/drawing/2017/model3d" xmlns:o="urn:schemas-microsoft-com:office:office" xmlns:oel="http://schemas.microsoft.com/office/2019/extlst" xmlns:r="http://schemas.openxmlformats.org/officeDocument/2006/relationships" xmlns:m="http://schemas.openxmlformats.org/officeDocument/2006/math" xmlns:v="urn:schemas-microsoft-com:vml" xmlns:wp14="http://schemas.microsoft.com/office/word/2010/wordprocessingDrawing" xmlns:wp="http://schemas.openxmlformats.org/drawingml/2006/wordprocessingDrawing" xmlns:w10="urn:schemas-microsoft-com:office:word" xmlns:w="http://schemas.openxmlformats.org/wordprocessingml/2006/main" xmlns:w14="http://schemas.microsoft.com/office/word/2010/wordml" xmlns:w15="http://schemas.microsoft.com/office/word/2012/wordml" xmlns:w16cei="http://schemas.microsoft.com/office/word/2026/wordml/cei" xmlns:w16cex="http://schemas.microsoft.com/office/word/2018/wordml/cex" xmlns:w16cid="http://schemas.microsoft.com/office/word/2016/wordml/cid" xmlns:w16="http://schemas.microsoft.com/office/word/2018/wordml" xmlns:w16du="http://schemas.microsoft.com/office/word/2023/wordml/word16du" xmlns:w16sdtdh="http://schemas.microsoft.com/office/word/2020/wordml/sdtdatahash" xmlns:w16sdtfl="http://schemas.microsoft.com/office/word/2024/wordml/sdtformatlock" xmlns:w16se="http://schemas.microsoft.com/office/word/2015/wordml/symex" xmlns:wpg="http://schemas.microsoft.com/office/word/2010/wordprocessingGroup" xmlns:wpi="http://schemas.microsoft.com/office/word/2010/wordprocessingInk" xmlns:wne="http://schemas.microsoft.com/office/word/2006/wordml" xmlns:wps="http://schemas.microsoft.com/office/word/2010/wordprocessingShape" mc:Ignorable="w14 w15 w16se w16cid w16 w16cex w16sdtdh w16sdtfl w16du wp14">
+<w:footnotes xmlns:wpc="http://schemas.microsoft.com/office/word/2010/wordprocessingCanvas" xmlns:cx="http://schemas.microsoft.com/office/drawing/2014/chartex" xmlns:cx1="http://schemas.microsoft.com/office/drawing/2015/9/8/chartex" xmlns:cx2="http://schemas.microsoft.com/office/drawing/2015/10/21/chartex" xmlns:cx3="http://schemas.microsoft.com/office/drawing/2016/5/9/chartex" xmlns:cx4="http://schemas.microsoft.com/office/drawing/2016/5/10/chartex" xmlns:cx5="http://schemas.microsoft.com/office/drawing/2016/5/11/chartex" xmlns:cx6="http://schemas.microsoft.com/office/drawing/2016/5/12/chartex" xmlns:cx7="http://schemas.microsoft.com/office/drawing/2016/5/13/chartex" xmlns:cx8="http://schemas.microsoft.com/office/drawing/2016/5/14/chartex" xmlns:mc="http://schemas.openxmlformats.org/markup-compatibility/2006" xmlns:aink="http://schemas.microsoft.com/office/drawing/2016/ink" xmlns:am3d="http://schemas.microsoft.com/office/drawing/2017/model3d" xmlns:o="urn:schemas-microsoft-com:office:office" xmlns:oel="http://schemas.microsoft.com/office/2019/extlst" xmlns:r="http://schemas.openxmlformats.org/officeDocument/2006/relationships" xmlns:m="http://schemas.openxmlformats.org/officeDocument/2006/math" xmlns:v="urn:schemas-microsoft-com:vml" xmlns:wp14="http://schemas.microsoft.com/office/word/2010/wordprocessingDrawing" xmlns:wp="http://schemas.openxmlformats.org/drawingml/2006/wordprocessingDrawing" xmlns:w10="urn:schemas-microsoft-com:office:word" xmlns:w="http://schemas.openxmlformats.org/wordprocessingml/2006/main" xmlns:w14="http://schemas.microsoft.com/office/word/2010/wordml" xmlns:w15="http://schemas.microsoft.com/office/word/2012/wordml" xmlns:w16cex="http://schemas.microsoft.com/office/word/2018/wordml/cex" xmlns:w16cid="http://schemas.microsoft.com/office/word/2016/wordml/cid" xmlns:w16="http://schemas.microsoft.com/office/word/2018/wordml" xmlns:w16du="http://schemas.microsoft.com/office/word/2023/wordml/word16du" xmlns:w16sdtdh="http://schemas.microsoft.com/office/word/2020/wordml/sdtdatahash" xmlns:w16sdtfl="http://schemas.microsoft.com/office/word/2024/wordml/sdtformatlock" xmlns:w16se="http://schemas.microsoft.com/office/word/2015/wordml/symex" xmlns:wpg="http://schemas.microsoft.com/office/word/2010/wordprocessingGroup" xmlns:wpi="http://schemas.microsoft.com/office/word/2010/wordprocessingInk" xmlns:wne="http://schemas.microsoft.com/office/word/2006/wordml" xmlns:wps="http://schemas.microsoft.com/office/word/2010/wordprocessingShape" mc:Ignorable="w14 w15 w16se w16cid w16 w16cex w16sdtdh w16sdtfl w16du wp14">
   <w:footnote w:type="separator" w:id="-1">
     <w:p>
       <w:r>
@@ -802,7 +736,7 @@
 </file>
 
 <file path=word/header1.xml><?xml version="1.0" encoding="utf-8"?>
-<w:hdr xmlns:wpc="http://schemas.microsoft.com/office/word/2010/wordprocessingCanvas" xmlns:cx="http://schemas.microsoft.com/office/drawing/2014/chartex" xmlns:cx1="http://schemas.microsoft.com/office/drawing/2015/9/8/chartex" xmlns:cx2="http://schemas.microsoft.com/office/drawing/2015/10/21/chartex" xmlns:cx3="http://schemas.microsoft.com/office/drawing/2016/5/9/chartex" xmlns:cx4="http://schemas.microsoft.com/office/drawing/2016/5/10/chartex" xmlns:cx5="http://schemas.microsoft.com/office/drawing/2016/5/11/chartex" xmlns:cx6="http://schemas.microsoft.com/office/drawing/2016/5/12/chartex" xmlns:cx7="http://schemas.microsoft.com/office/drawing/2016/5/13/chartex" xmlns:cx8="http://schemas.microsoft.com/office/drawing/2016/5/14/chartex" xmlns:mc="http://schemas.openxmlformats.org/markup-compatibility/2006" xmlns:aink="http://schemas.microsoft.com/office/drawing/2016/ink" xmlns:am3d="http://schemas.microsoft.com/office/drawing/2017/model3d" xmlns:o="urn:schemas-microsoft-com:office:office" xmlns:oel="http://schemas.microsoft.com/office/2019/extlst" xmlns:r="http://schemas.openxmlformats.org/officeDocument/2006/relationships" xmlns:m="http://schemas.openxmlformats.org/officeDocument/2006/math" xmlns:v="urn:schemas-microsoft-com:vml" xmlns:wp14="http://schemas.microsoft.com/office/word/2010/wordprocessingDrawing" xmlns:wp="http://schemas.openxmlformats.org/drawingml/2006/wordprocessingDrawing" xmlns:w10="urn:schemas-microsoft-com:office:word" xmlns:w="http://schemas.openxmlformats.org/wordprocessingml/2006/main" xmlns:w14="http://schemas.microsoft.com/office/word/2010/wordml" xmlns:w15="http://schemas.microsoft.com/office/word/2012/wordml" xmlns:w16cei="http://schemas.microsoft.com/office/word/2026/wordml/cei" xmlns:w16cex="http://schemas.microsoft.com/office/word/2018/wordml/cex" xmlns:w16cid="http://schemas.microsoft.com/office/word/2016/wordml/cid" xmlns:w16="http://schemas.microsoft.com/office/word/2018/wordml" xmlns:w16du="http://schemas.microsoft.com/office/word/2023/wordml/word16du" xmlns:w16sdtdh="http://schemas.microsoft.com/office/word/2020/wordml/sdtdatahash" xmlns:w16sdtfl="http://schemas.microsoft.com/office/word/2024/wordml/sdtformatlock" xmlns:w16se="http://schemas.microsoft.com/office/word/2015/wordml/symex" xmlns:wpg="http://schemas.microsoft.com/office/word/2010/wordprocessingGroup" xmlns:wpi="http://schemas.microsoft.com/office/word/2010/wordprocessingInk" xmlns:wne="http://schemas.microsoft.com/office/word/2006/wordml" xmlns:wps="http://schemas.microsoft.com/office/word/2010/wordprocessingShape" mc:Ignorable="w14 w15 w16se w16cid w16 w16cex w16sdtdh w16sdtfl w16du wp14">
+<w:hdr xmlns:wpc="http://schemas.microsoft.com/office/word/2010/wordprocessingCanvas" xmlns:cx="http://schemas.microsoft.com/office/drawing/2014/chartex" xmlns:cx1="http://schemas.microsoft.com/office/drawing/2015/9/8/chartex" xmlns:cx2="http://schemas.microsoft.com/office/drawing/2015/10/21/chartex" xmlns:cx3="http://schemas.microsoft.com/office/drawing/2016/5/9/chartex" xmlns:cx4="http://schemas.microsoft.com/office/drawing/2016/5/10/chartex" xmlns:cx5="http://schemas.microsoft.com/office/drawing/2016/5/11/chartex" xmlns:cx6="http://schemas.microsoft.com/office/drawing/2016/5/12/chartex" xmlns:cx7="http://schemas.microsoft.com/office/drawing/2016/5/13/chartex" xmlns:cx8="http://schemas.microsoft.com/office/drawing/2016/5/14/chartex" xmlns:mc="http://schemas.openxmlformats.org/markup-compatibility/2006" xmlns:aink="http://schemas.microsoft.com/office/drawing/2016/ink" xmlns:am3d="http://schemas.microsoft.com/office/drawing/2017/model3d" xmlns:o="urn:schemas-microsoft-com:office:office" xmlns:oel="http://schemas.microsoft.com/office/2019/extlst" xmlns:r="http://schemas.openxmlformats.org/officeDocument/2006/relationships" xmlns:m="http://schemas.openxmlformats.org/officeDocument/2006/math" xmlns:v="urn:schemas-microsoft-com:vml" xmlns:wp14="http://schemas.microsoft.com/office/word/2010/wordprocessingDrawing" xmlns:wp="http://schemas.openxmlformats.org/drawingml/2006/wordprocessingDrawing" xmlns:w10="urn:schemas-microsoft-com:office:word" xmlns:w="http://schemas.openxmlformats.org/wordprocessingml/2006/main" xmlns:w14="http://schemas.microsoft.com/office/word/2010/wordml" xmlns:w15="http://schemas.microsoft.com/office/word/2012/wordml" xmlns:w16cex="http://schemas.microsoft.com/office/word/2018/wordml/cex" xmlns:w16cid="http://schemas.microsoft.com/office/word/2016/wordml/cid" xmlns:w16="http://schemas.microsoft.com/office/word/2018/wordml" xmlns:w16du="http://schemas.microsoft.com/office/word/2023/wordml/word16du" xmlns:w16sdtdh="http://schemas.microsoft.com/office/word/2020/wordml/sdtdatahash" xmlns:w16sdtfl="http://schemas.microsoft.com/office/word/2024/wordml/sdtformatlock" xmlns:w16se="http://schemas.microsoft.com/office/word/2015/wordml/symex" xmlns:wpg="http://schemas.microsoft.com/office/word/2010/wordprocessingGroup" xmlns:wpi="http://schemas.microsoft.com/office/word/2010/wordprocessingInk" xmlns:wne="http://schemas.microsoft.com/office/word/2006/wordml" xmlns:wps="http://schemas.microsoft.com/office/word/2010/wordprocessingShape" mc:Ignorable="w14 w15 w16se w16cid w16 w16cex w16sdtdh w16sdtfl w16du wp14">
   <w:p>
     <w:pPr>
       <w:pStyle w:val="Header"/>
@@ -812,7 +746,7 @@
 </file>
 
 <file path=word/header2.xml><?xml version="1.0" encoding="utf-8"?>
-<w:hdr xmlns:wpc="http://schemas.microsoft.com/office/word/2010/wordprocessingCanvas" xmlns:cx="http://schemas.microsoft.com/office/drawing/2014/chartex" xmlns:cx1="http://schemas.microsoft.com/office/drawing/2015/9/8/chartex" xmlns:cx2="http://schemas.microsoft.com/office/drawing/2015/10/21/chartex" xmlns:cx3="http://schemas.microsoft.com/office/drawing/2016/5/9/chartex" xmlns:cx4="http://schemas.microsoft.com/office/drawing/2016/5/10/chartex" xmlns:cx5="http://schemas.microsoft.com/office/drawing/2016/5/11/chartex" xmlns:cx6="http://schemas.microsoft.com/office/drawing/2016/5/12/chartex" xmlns:cx7="http://schemas.microsoft.com/office/drawing/2016/5/13/chartex" xmlns:cx8="http://schemas.microsoft.com/office/drawing/2016/5/14/chartex" xmlns:mc="http://schemas.openxmlformats.org/markup-compatibility/2006" xmlns:aink="http://schemas.microsoft.com/office/drawing/2016/ink" xmlns:am3d="http://schemas.microsoft.com/office/drawing/2017/model3d" xmlns:o="urn:schemas-microsoft-com:office:office" xmlns:oel="http://schemas.microsoft.com/office/2019/extlst" xmlns:r="http://schemas.openxmlformats.org/officeDocument/2006/relationships" xmlns:m="http://schemas.openxmlformats.org/officeDocument/2006/math" xmlns:v="urn:schemas-microsoft-com:vml" xmlns:wp14="http://schemas.microsoft.com/office/word/2010/wordprocessingDrawing" xmlns:wp="http://schemas.openxmlformats.org/drawingml/2006/wordprocessingDrawing" xmlns:w10="urn:schemas-microsoft-com:office:word" xmlns:w="http://schemas.openxmlformats.org/wordprocessingml/2006/main" xmlns:w14="http://schemas.microsoft.com/office/word/2010/wordml" xmlns:w15="http://schemas.microsoft.com/office/word/2012/wordml" xmlns:w16cei="http://schemas.microsoft.com/office/word/2026/wordml/cei" xmlns:w16cex="http://schemas.microsoft.com/office/word/2018/wordml/cex" xmlns:w16cid="http://schemas.microsoft.com/office/word/2016/wordml/cid" xmlns:w16="http://schemas.microsoft.com/office/word/2018/wordml" xmlns:w16du="http://schemas.microsoft.com/office/word/2023/wordml/word16du" xmlns:w16sdtdh="http://schemas.microsoft.com/office/word/2020/wordml/sdtdatahash" xmlns:w16sdtfl="http://schemas.microsoft.com/office/word/2024/wordml/sdtformatlock" xmlns:w16se="http://schemas.microsoft.com/office/word/2015/wordml/symex" xmlns:wpg="http://schemas.microsoft.com/office/word/2010/wordprocessingGroup" xmlns:wpi="http://schemas.microsoft.com/office/word/2010/wordprocessingInk" xmlns:wne="http://schemas.microsoft.com/office/word/2006/wordml" xmlns:wps="http://schemas.microsoft.com/office/word/2010/wordprocessingShape" mc:Ignorable="w14 w15 w16se w16cid w16 w16cex w16sdtdh w16sdtfl w16du wp14">
+<w:hdr xmlns:wpc="http://schemas.microsoft.com/office/word/2010/wordprocessingCanvas" xmlns:cx="http://schemas.microsoft.com/office/drawing/2014/chartex" xmlns:cx1="http://schemas.microsoft.com/office/drawing/2015/9/8/chartex" xmlns:cx2="http://schemas.microsoft.com/office/drawing/2015/10/21/chartex" xmlns:cx3="http://schemas.microsoft.com/office/drawing/2016/5/9/chartex" xmlns:cx4="http://schemas.microsoft.com/office/drawing/2016/5/10/chartex" xmlns:cx5="http://schemas.microsoft.com/office/drawing/2016/5/11/chartex" xmlns:cx6="http://schemas.microsoft.com/office/drawing/2016/5/12/chartex" xmlns:cx7="http://schemas.microsoft.com/office/drawing/2016/5/13/chartex" xmlns:cx8="http://schemas.microsoft.com/office/drawing/2016/5/14/chartex" xmlns:mc="http://schemas.openxmlformats.org/markup-compatibility/2006" xmlns:aink="http://schemas.microsoft.com/office/drawing/2016/ink" xmlns:am3d="http://schemas.microsoft.com/office/drawing/2017/model3d" xmlns:o="urn:schemas-microsoft-com:office:office" xmlns:oel="http://schemas.microsoft.com/office/2019/extlst" xmlns:r="http://schemas.openxmlformats.org/officeDocument/2006/relationships" xmlns:m="http://schemas.openxmlformats.org/officeDocument/2006/math" xmlns:v="urn:schemas-microsoft-com:vml" xmlns:wp14="http://schemas.microsoft.com/office/word/2010/wordprocessingDrawing" xmlns:wp="http://schemas.openxmlformats.org/drawingml/2006/wordprocessingDrawing" xmlns:w10="urn:schemas-microsoft-com:office:word" xmlns:w="http://schemas.openxmlformats.org/wordprocessingml/2006/main" xmlns:w14="http://schemas.microsoft.com/office/word/2010/wordml" xmlns:w15="http://schemas.microsoft.com/office/word/2012/wordml" xmlns:w16cex="http://schemas.microsoft.com/office/word/2018/wordml/cex" xmlns:w16cid="http://schemas.microsoft.com/office/word/2016/wordml/cid" xmlns:w16="http://schemas.microsoft.com/office/word/2018/wordml" xmlns:w16du="http://schemas.microsoft.com/office/word/2023/wordml/word16du" xmlns:w16sdtdh="http://schemas.microsoft.com/office/word/2020/wordml/sdtdatahash" xmlns:w16sdtfl="http://schemas.microsoft.com/office/word/2024/wordml/sdtformatlock" xmlns:w16se="http://schemas.microsoft.com/office/word/2015/wordml/symex" xmlns:wpg="http://schemas.microsoft.com/office/word/2010/wordprocessingGroup" xmlns:wpi="http://schemas.microsoft.com/office/word/2010/wordprocessingInk" xmlns:wne="http://schemas.microsoft.com/office/word/2006/wordml" xmlns:wps="http://schemas.microsoft.com/office/word/2010/wordprocessingShape" mc:Ignorable="w14 w15 w16se w16cid w16 w16cex w16sdtdh w16sdtfl w16du wp14">
   <w:tbl>
     <w:tblPr>
       <w:tblW w:w="0" w:type="auto"/>
@@ -874,7 +808,7 @@
 </file>
 
 <file path=word/numbering.xml><?xml version="1.0" encoding="utf-8"?>
-<w:numbering xmlns:wpc="http://schemas.microsoft.com/office/word/2010/wordprocessingCanvas" xmlns:cx="http://schemas.microsoft.com/office/drawing/2014/chartex" xmlns:cx1="http://schemas.microsoft.com/office/drawing/2015/9/8/chartex" xmlns:cx2="http://schemas.microsoft.com/office/drawing/2015/10/21/chartex" xmlns:cx3="http://schemas.microsoft.com/office/drawing/2016/5/9/chartex" xmlns:cx4="http://schemas.microsoft.com/office/drawing/2016/5/10/chartex" xmlns:cx5="http://schemas.microsoft.com/office/drawing/2016/5/11/chartex" xmlns:cx6="http://schemas.microsoft.com/office/drawing/2016/5/12/chartex" xmlns:cx7="http://schemas.microsoft.com/office/drawing/2016/5/13/chartex" xmlns:cx8="http://schemas.microsoft.com/office/drawing/2016/5/14/chartex" xmlns:mc="http://schemas.openxmlformats.org/markup-compatibility/2006" xmlns:aink="http://schemas.microsoft.com/office/drawing/2016/ink" xmlns:am3d="http://schemas.microsoft.com/office/drawing/2017/model3d" xmlns:o="urn:schemas-microsoft-com:office:office" xmlns:oel="http://schemas.microsoft.com/office/2019/extlst" xmlns:r="http://schemas.openxmlformats.org/officeDocument/2006/relationships" xmlns:m="http://schemas.openxmlformats.org/officeDocument/2006/math" xmlns:v="urn:schemas-microsoft-com:vml" xmlns:wp14="http://schemas.microsoft.com/office/word/2010/wordprocessingDrawing" xmlns:wp="http://schemas.openxmlformats.org/drawingml/2006/wordprocessingDrawing" xmlns:w10="urn:schemas-microsoft-com:office:word" xmlns:w="http://schemas.openxmlformats.org/wordprocessingml/2006/main" xmlns:w14="http://schemas.microsoft.com/office/word/2010/wordml" xmlns:w15="http://schemas.microsoft.com/office/word/2012/wordml" xmlns:w16cei="http://schemas.microsoft.com/office/word/2026/wordml/cei" xmlns:w16cex="http://schemas.microsoft.com/office/word/2018/wordml/cex" xmlns:w16cid="http://schemas.microsoft.com/office/word/2016/wordml/cid" xmlns:w16="http://schemas.microsoft.com/office/word/2018/wordml" xmlns:w16du="http://schemas.microsoft.com/office/word/2023/wordml/word16du" xmlns:w16sdtdh="http://schemas.microsoft.com/office/word/2020/wordml/sdtdatahash" xmlns:w16sdtfl="http://schemas.microsoft.com/office/word/2024/wordml/sdtformatlock" xmlns:w16se="http://schemas.microsoft.com/office/word/2015/wordml/symex" xmlns:wpg="http://schemas.microsoft.com/office/word/2010/wordprocessingGroup" xmlns:wpi="http://schemas.microsoft.com/office/word/2010/wordprocessingInk" xmlns:wne="http://schemas.microsoft.com/office/word/2006/wordml" xmlns:wps="http://schemas.microsoft.com/office/word/2010/wordprocessingShape" mc:Ignorable="w14 w15 w16se w16cid w16 w16cex w16sdtdh w16sdtfl w16du wp14">
+<w:numbering xmlns:wpc="http://schemas.microsoft.com/office/word/2010/wordprocessingCanvas" xmlns:cx="http://schemas.microsoft.com/office/drawing/2014/chartex" xmlns:cx1="http://schemas.microsoft.com/office/drawing/2015/9/8/chartex" xmlns:cx2="http://schemas.microsoft.com/office/drawing/2015/10/21/chartex" xmlns:cx3="http://schemas.microsoft.com/office/drawing/2016/5/9/chartex" xmlns:cx4="http://schemas.microsoft.com/office/drawing/2016/5/10/chartex" xmlns:cx5="http://schemas.microsoft.com/office/drawing/2016/5/11/chartex" xmlns:cx6="http://schemas.microsoft.com/office/drawing/2016/5/12/chartex" xmlns:cx7="http://schemas.microsoft.com/office/drawing/2016/5/13/chartex" xmlns:cx8="http://schemas.microsoft.com/office/drawing/2016/5/14/chartex" xmlns:mc="http://schemas.openxmlformats.org/markup-compatibility/2006" xmlns:aink="http://schemas.microsoft.com/office/drawing/2016/ink" xmlns:am3d="http://schemas.microsoft.com/office/drawing/2017/model3d" xmlns:o="urn:schemas-microsoft-com:office:office" xmlns:oel="http://schemas.microsoft.com/office/2019/extlst" xmlns:r="http://schemas.openxmlformats.org/officeDocument/2006/relationships" xmlns:m="http://schemas.openxmlformats.org/officeDocument/2006/math" xmlns:v="urn:schemas-microsoft-com:vml" xmlns:wp14="http://schemas.microsoft.com/office/word/2010/wordprocessingDrawing" xmlns:wp="http://schemas.openxmlformats.org/drawingml/2006/wordprocessingDrawing" xmlns:w10="urn:schemas-microsoft-com:office:word" xmlns:w="http://schemas.openxmlformats.org/wordprocessingml/2006/main" xmlns:w14="http://schemas.microsoft.com/office/word/2010/wordml" xmlns:w15="http://schemas.microsoft.com/office/word/2012/wordml" xmlns:w16cex="http://schemas.microsoft.com/office/word/2018/wordml/cex" xmlns:w16cid="http://schemas.microsoft.com/office/word/2016/wordml/cid" xmlns:w16="http://schemas.microsoft.com/office/word/2018/wordml" xmlns:w16du="http://schemas.microsoft.com/office/word/2023/wordml/word16du" xmlns:w16sdtdh="http://schemas.microsoft.com/office/word/2020/wordml/sdtdatahash" xmlns:w16sdtfl="http://schemas.microsoft.com/office/word/2024/wordml/sdtformatlock" xmlns:w16se="http://schemas.microsoft.com/office/word/2015/wordml/symex" xmlns:wpg="http://schemas.microsoft.com/office/word/2010/wordprocessingGroup" xmlns:wpi="http://schemas.microsoft.com/office/word/2010/wordprocessingInk" xmlns:wne="http://schemas.microsoft.com/office/word/2006/wordml" xmlns:wps="http://schemas.microsoft.com/office/word/2010/wordprocessingShape" mc:Ignorable="w14 w15 w16se w16cid w16 w16cex w16sdtdh w16sdtfl w16du wp14">
   <w:abstractNum w:abstractNumId="0" w15:restartNumberingAfterBreak="0">
     <w:nsid w:val="FFFFFF83"/>
     <w:multiLevelType w:val="singleLevel"/>
